--- a/docs/notes/2026-09-16_otchet-po-saitu-dlya-direktora.docx
+++ b/docs/notes/2026-09-16_otchet-po-saitu-dlya-direktora.docx
@@ -35,7 +35,7 @@
         <w:pStyle w:val="Note"/>
       </w:pPr>
       <w:r>
-        <w:t xml:space="preserve">Коротко: сайт живий, повністю робочий і приведений у відповідність до висновку юриста від 16.09.2026. Заявки з усіх форм доходять і до пошти, і до таблиці. Правових зауважень, що блокують роботу, не залишилося.</w:t>
+        <w:t xml:space="preserve">Коротко: сайт живий, повністю робочий і приведений у відповідність до висновку юриста від 16.09.2026. Заявки з усіх форм доходять і до пошти, і до таблиці. Із одинадцяти пунктів, що залишалися вранці, чотири закрито, для трьох написані готові тексти, три потребують одного рішення керівництва, один — це перенесення CRM уночі.</w:t>
       </w:r>
     </w:p>
     <w:p>
@@ -999,7 +999,72 @@
         <w:pStyle w:val="Heading1"/>
       </w:pPr>
       <w:r>
-        <w:t xml:space="preserve">4. Перевірка після всіх правок</w:t>
+        <w:t xml:space="preserve">4. Що доопрацьовано ввечері 16 вересня</w:t>
+      </w:r>
+    </w:p>
+    <w:p>
+      <w:pPr>
+        <w:pStyle w:val="Heading2"/>
+      </w:pPr>
+      <w:r>
+        <w:t xml:space="preserve">Єдиний телефон виконавця</w:t>
+      </w:r>
+    </w:p>
+    <w:p>
+      <w:r>
+        <w:t xml:space="preserve">На сайті було два різні номери: один на головній сторінці й сторінці для компаній, інший — у правових документах. Закон вимагає, щоб контакт виконавця був однозначним. Тепер скрізь стоїть +380 98 150 14 98.</w:t>
+      </w:r>
+    </w:p>
+    <w:p>
+      <w:pPr>
+        <w:pStyle w:val="Heading2"/>
+      </w:pPr>
+      <w:r>
+        <w:t xml:space="preserve">Архів редакцій документів</w:t>
+      </w:r>
+    </w:p>
+    <w:p>
+      <w:r>
+        <w:t xml:space="preserve">З’явилася окрема сторінка «Архів редакцій» — у підвалі кожної сторінки сайту. На ній перелічені всі правові документи з датами чинних редакцій, описано, що саме змінилося 16 вересня, і пояснено, як отримати попередню редакцію.</w:t>
+      </w:r>
+    </w:p>
+    <w:p>
+      <w:r>
+        <w:t xml:space="preserve">Навіщо це потрібно: якщо клієнт колись скаже «я погоджувався на інші умови», архів дозволяє показати, яка саме редакція діяла на дату його оплати. Паралельно зроблено технічний архів — дев’ять збережених копій сьогоднішніх редакцій у трьох мовах.</w:t>
+      </w:r>
+    </w:p>
+    <w:p>
+      <w:pPr>
+        <w:pStyle w:val="Heading2"/>
+      </w:pPr>
+      <w:r>
+        <w:t xml:space="preserve">Форми підписки на всіх статтях блогу</w:t>
+      </w:r>
+    </w:p>
+    <w:p>
+      <w:r>
+        <w:t xml:space="preserve">Форма підписки на розсилку стояла лише на двох сторінках із восьми — решта статей читалися, але підписників не збирали. Тепер форма стоїть у кінці кожної статті, і адреси потрапляють у ту саму вкладку «Розсилка» таблиці заявок.</w:t>
+      </w:r>
+    </w:p>
+    <w:p>
+      <w:pPr>
+        <w:pStyle w:val="Heading2"/>
+      </w:pPr>
+      <w:r>
+        <w:t xml:space="preserve">Мова головної сторінки</w:t>
+      </w:r>
+    </w:p>
+    <w:p>
+      <w:r>
+        <w:t xml:space="preserve">Питання, чи не має сайт відкриватися англійською, закрите рішенням керівництва: клініка працює в Україні, пацієнти українські, головна залишається українською. Англійська та російська версії доступні за власними адресами.</w:t>
+      </w:r>
+    </w:p>
+    <w:p>
+      <w:pPr>
+        <w:pStyle w:val="Heading1"/>
+      </w:pPr>
+      <w:r>
+        <w:t xml:space="preserve">5. Перевірка після всіх правок</w:t>
       </w:r>
     </w:p>
     <w:tbl>
@@ -1067,7 +1132,7 @@
                 <w:sz w:val="21"/>
                 <w:szCs w:val="21"/>
               </w:rPr>
-              <w:t xml:space="preserve">57 сторінок, без помилок</w:t>
+              <w:t xml:space="preserve">60 сторінок, без помилок</w:t>
             </w:r>
           </w:p>
         </w:tc>
@@ -1121,7 +1186,7 @@
                 <w:sz w:val="21"/>
                 <w:szCs w:val="21"/>
               </w:rPr>
-              <w:t xml:space="preserve">18 з 18 сторінок у кожній мові, 0 неперекладених рядків</w:t>
+              <w:t xml:space="preserve">19 з 19 сторінок у кожній мові, 0 неперекладених рядків</w:t>
             </w:r>
           </w:p>
         </w:tc>
@@ -1175,7 +1240,7 @@
                 <w:sz w:val="21"/>
                 <w:szCs w:val="21"/>
               </w:rPr>
-              <w:t xml:space="preserve">0 битих посилань, 0 битих якорів на 57 сторінках</w:t>
+              <w:t xml:space="preserve">0 битих посилань, 0 битих якорів на 60 сторінках</w:t>
             </w:r>
           </w:p>
         </w:tc>
@@ -1229,7 +1294,115 @@
                 <w:sz w:val="21"/>
                 <w:szCs w:val="21"/>
               </w:rPr>
-              <w:t xml:space="preserve">0 помилок вкладеності на змінених сторінках</w:t>
+              <w:t xml:space="preserve">0 помилок вкладеності на жодній сторінці</w:t>
+            </w:r>
+          </w:p>
+        </w:tc>
+      </w:tr>
+      <w:tr>
+        <w:tc>
+          <w:tcPr>
+            <w:tcW w:type="dxa" w:w="2900"/>
+            <w:tcMar>
+              <w:top w:type="dxa" w:w="90"/>
+              <w:left w:type="dxa" w:w="120"/>
+              <w:bottom w:type="dxa" w:w="90"/>
+              <w:right w:type="dxa" w:w="120"/>
+            </w:tcMar>
+          </w:tcPr>
+          <w:p>
+            <w:pPr>
+              <w:spacing w:after="0"/>
+            </w:pPr>
+            <w:r>
+              <w:rPr>
+                <w:b w:val="false"/>
+                <w:bCs w:val="false"/>
+                <w:color w:val="1F2933"/>
+                <w:sz w:val="21"/>
+                <w:szCs w:val="21"/>
+              </w:rPr>
+              <w:t xml:space="preserve">Телефон</w:t>
+            </w:r>
+          </w:p>
+        </w:tc>
+        <w:tc>
+          <w:tcPr>
+            <w:tcW w:type="dxa" w:w="5600"/>
+            <w:tcMar>
+              <w:top w:type="dxa" w:w="90"/>
+              <w:left w:type="dxa" w:w="120"/>
+              <w:bottom w:type="dxa" w:w="90"/>
+              <w:right w:type="dxa" w:w="120"/>
+            </w:tcMar>
+          </w:tcPr>
+          <w:p>
+            <w:pPr>
+              <w:spacing w:after="0"/>
+            </w:pPr>
+            <w:r>
+              <w:rPr>
+                <w:b w:val="false"/>
+                <w:bCs w:val="false"/>
+                <w:color w:val="1F2933"/>
+                <w:sz w:val="21"/>
+                <w:szCs w:val="21"/>
+              </w:rPr>
+              <w:t xml:space="preserve">єдиний на всьому сайті</w:t>
+            </w:r>
+          </w:p>
+        </w:tc>
+      </w:tr>
+      <w:tr>
+        <w:tc>
+          <w:tcPr>
+            <w:tcW w:type="dxa" w:w="2900"/>
+            <w:tcMar>
+              <w:top w:type="dxa" w:w="90"/>
+              <w:left w:type="dxa" w:w="120"/>
+              <w:bottom w:type="dxa" w:w="90"/>
+              <w:right w:type="dxa" w:w="120"/>
+            </w:tcMar>
+          </w:tcPr>
+          <w:p>
+            <w:pPr>
+              <w:spacing w:after="0"/>
+            </w:pPr>
+            <w:r>
+              <w:rPr>
+                <w:b w:val="false"/>
+                <w:bCs w:val="false"/>
+                <w:color w:val="1F2933"/>
+                <w:sz w:val="21"/>
+                <w:szCs w:val="21"/>
+              </w:rPr>
+              <w:t xml:space="preserve">Форми підписки</w:t>
+            </w:r>
+          </w:p>
+        </w:tc>
+        <w:tc>
+          <w:tcPr>
+            <w:tcW w:type="dxa" w:w="5600"/>
+            <w:tcMar>
+              <w:top w:type="dxa" w:w="90"/>
+              <w:left w:type="dxa" w:w="120"/>
+              <w:bottom w:type="dxa" w:w="90"/>
+              <w:right w:type="dxa" w:w="120"/>
+            </w:tcMar>
+          </w:tcPr>
+          <w:p>
+            <w:pPr>
+              <w:spacing w:after="0"/>
+            </w:pPr>
+            <w:r>
+              <w:rPr>
+                <w:b w:val="false"/>
+                <w:bCs w:val="false"/>
+                <w:color w:val="1F2933"/>
+                <w:sz w:val="21"/>
+                <w:szCs w:val="21"/>
+              </w:rPr>
+              <w:t xml:space="preserve">на всіх 7 статтях блогу</w:t>
             </w:r>
           </w:p>
         </w:tc>
@@ -1349,12 +1522,17 @@
         <w:pStyle w:val="Heading1"/>
       </w:pPr>
       <w:r>
-        <w:t xml:space="preserve">5. Що залишилося</w:t>
+        <w:t xml:space="preserve">6. Що залишилося</w:t>
       </w:r>
     </w:p>
     <w:p>
       <w:r>
         <w:t xml:space="preserve">Жодне з переліченого не блокує роботу сайту, і жодне не робиться на самому сайті — це дії у зовнішніх системах або рішення керівництва.</w:t>
+      </w:r>
+    </w:p>
+    <w:p>
+      <w:r>
+        <w:t xml:space="preserve">Тексти для перших трьох пунктів уже написані й лежать у теці проєкту — їх залишається вставити у відповідні системи.</w:t>
       </w:r>
     </w:p>
     <w:tbl>
@@ -1428,7 +1606,7 @@
                 <w:sz w:val="21"/>
                 <w:szCs w:val="21"/>
               </w:rPr>
-              <w:t xml:space="preserve">Питання</w:t>
+              <w:t xml:space="preserve">Що зробити</w:t>
             </w:r>
           </w:p>
         </w:tc>
@@ -1455,7 +1633,7 @@
                 <w:sz w:val="21"/>
                 <w:szCs w:val="21"/>
               </w:rPr>
-              <w:t xml:space="preserve">Чиє рішення</w:t>
+              <w:t xml:space="preserve">Стан</w:t>
             </w:r>
           </w:p>
         </w:tc>
@@ -1509,7 +1687,7 @@
                 <w:sz w:val="21"/>
                 <w:szCs w:val="21"/>
               </w:rPr>
-              <w:t xml:space="preserve">Лист-підтвердження після оплати з умовами послуги. Без нього строк на відмову від договору за законом подовжується з 14 до 90 днів. Налаштовується у Healthie.</w:t>
+              <w:t xml:space="preserve">Вставити у Healthie лист-підтвердження після оплати. Без нього строк на відмову від договору за законом подовжується з 14 до 90 днів.</w:t>
             </w:r>
           </w:p>
         </w:tc>
@@ -1535,7 +1713,7 @@
                 <w:sz w:val="21"/>
                 <w:szCs w:val="21"/>
               </w:rPr>
-              <w:t xml:space="preserve">Керівництво</w:t>
+              <w:t xml:space="preserve">Текст готовий</w:t>
             </w:r>
           </w:p>
         </w:tc>
@@ -1615,7 +1793,7 @@
                 <w:sz w:val="21"/>
                 <w:szCs w:val="21"/>
               </w:rPr>
-              <w:t xml:space="preserve">Керівництво</w:t>
+              <w:t xml:space="preserve">Інструкція готова</w:t>
             </w:r>
           </w:p>
         </w:tc>
@@ -1669,7 +1847,7 @@
                 <w:sz w:val="21"/>
                 <w:szCs w:val="21"/>
               </w:rPr>
-              <w:t xml:space="preserve">Внести номер медичної ліцензії в оферту — ліцензія є, номер потрібно надати.</w:t>
+              <w:t xml:space="preserve">Надіслати діючим клієнтам повідомлення про зміну умов за 14 днів.</w:t>
             </w:r>
           </w:p>
         </w:tc>
@@ -1695,7 +1873,7 @@
                 <w:sz w:val="21"/>
                 <w:szCs w:val="21"/>
               </w:rPr>
-              <w:t xml:space="preserve">Керівництво</w:t>
+              <w:t xml:space="preserve">Лист готовий</w:t>
             </w:r>
           </w:p>
         </w:tc>
@@ -1749,7 +1927,7 @@
                 <w:sz w:val="21"/>
                 <w:szCs w:val="21"/>
               </w:rPr>
-              <w:t xml:space="preserve">На сайті два різні телефони: +380 98 150 14 98 і +38 096 267 50 52. Юрист вимагає єдиний контакт виконавця. Не змінював самостійно — обидва можуть бути робочими.</w:t>
+              <w:t xml:space="preserve">Надати номер і дату рішення МОЗ про ліцензію — внести в оферту. У відкритому реєстрі запис знайдено, але підтвердити належність і номер не вдалося.</w:t>
             </w:r>
           </w:p>
         </w:tc>
@@ -1775,7 +1953,7 @@
                 <w:sz w:val="21"/>
                 <w:szCs w:val="21"/>
               </w:rPr>
-              <w:t xml:space="preserve">Керівництво</w:t>
+              <w:t xml:space="preserve">Потрібні дані</w:t>
             </w:r>
           </w:p>
         </w:tc>
@@ -1829,7 +2007,7 @@
                 <w:sz w:val="21"/>
                 <w:szCs w:val="21"/>
               </w:rPr>
-              <w:t xml:space="preserve">Юридична особа у платіжного провайдера має збігатися з ФОП, інакше виплати можуть заморозити.</w:t>
+              <w:t xml:space="preserve">Перевірити, що юридична особа в платіжному провайдері збігається з ФОП.</w:t>
             </w:r>
           </w:p>
         </w:tc>
@@ -1855,7 +2033,7 @@
                 <w:sz w:val="21"/>
                 <w:szCs w:val="21"/>
               </w:rPr>
-              <w:t xml:space="preserve">Керівництво</w:t>
+              <w:t xml:space="preserve">Потрібна перевірка</w:t>
             </w:r>
           </w:p>
         </w:tc>
@@ -1909,7 +2087,7 @@
                 <w:sz w:val="21"/>
                 <w:szCs w:val="21"/>
               </w:rPr>
-              <w:t xml:space="preserve">Повідомити діючих клієнтів за 14 днів до набрання чинності новою редакцією, з таблицею відповідності назв пакетів.</w:t>
+              <w:t xml:space="preserve">Біографія автора статті про гіпертонію: «кардіолог із 15-річним досвідом, понад 50 публікацій» — підтвердити або замінити.</w:t>
             </w:r>
           </w:p>
         </w:tc>
@@ -1935,7 +2113,7 @@
                 <w:sz w:val="21"/>
                 <w:szCs w:val="21"/>
               </w:rPr>
-              <w:t xml:space="preserve">Адміністрація</w:t>
+              <w:t xml:space="preserve">Потрібне підтвердження</w:t>
             </w:r>
           </w:p>
         </w:tc>
@@ -1989,327 +2167,7 @@
                 <w:sz w:val="21"/>
                 <w:szCs w:val="21"/>
               </w:rPr>
-              <w:t xml:space="preserve">Публічний архів редакцій документів із датами.</w:t>
-            </w:r>
-          </w:p>
-        </w:tc>
-        <w:tc>
-          <w:tcPr>
-            <w:tcW w:type="dxa" w:w="1700"/>
-            <w:tcMar>
-              <w:top w:type="dxa" w:w="90"/>
-              <w:left w:type="dxa" w:w="120"/>
-              <w:bottom w:type="dxa" w:w="90"/>
-              <w:right w:type="dxa" w:w="120"/>
-            </w:tcMar>
-          </w:tcPr>
-          <w:p>
-            <w:pPr>
-              <w:spacing w:after="0"/>
-            </w:pPr>
-            <w:r>
-              <w:rPr>
-                <w:b w:val="false"/>
-                <w:bCs w:val="false"/>
-                <w:color w:val="1F2933"/>
-                <w:sz w:val="21"/>
-                <w:szCs w:val="21"/>
-              </w:rPr>
-              <w:t xml:space="preserve">Адміністрація</w:t>
-            </w:r>
-          </w:p>
-        </w:tc>
-      </w:tr>
-      <w:tr>
-        <w:tc>
-          <w:tcPr>
-            <w:tcW w:type="dxa" w:w="500"/>
-            <w:tcMar>
-              <w:top w:type="dxa" w:w="90"/>
-              <w:left w:type="dxa" w:w="120"/>
-              <w:bottom w:type="dxa" w:w="90"/>
-              <w:right w:type="dxa" w:w="120"/>
-            </w:tcMar>
-          </w:tcPr>
-          <w:p>
-            <w:pPr>
-              <w:spacing w:after="0"/>
-            </w:pPr>
-            <w:r>
-              <w:rPr>
-                <w:b w:val="false"/>
-                <w:bCs w:val="false"/>
-                <w:color w:val="1F2933"/>
-                <w:sz w:val="21"/>
-                <w:szCs w:val="21"/>
-              </w:rPr>
-              <w:t xml:space="preserve">8</w:t>
-            </w:r>
-          </w:p>
-        </w:tc>
-        <w:tc>
-          <w:tcPr>
-            <w:tcW w:type="dxa" w:w="6300"/>
-            <w:tcMar>
-              <w:top w:type="dxa" w:w="90"/>
-              <w:left w:type="dxa" w:w="120"/>
-              <w:bottom w:type="dxa" w:w="90"/>
-              <w:right w:type="dxa" w:w="120"/>
-            </w:tcMar>
-          </w:tcPr>
-          <w:p>
-            <w:pPr>
-              <w:spacing w:after="0"/>
-            </w:pPr>
-            <w:r>
-              <w:rPr>
-                <w:b w:val="false"/>
-                <w:bCs w:val="false"/>
-                <w:color w:val="1F2933"/>
-                <w:sz w:val="21"/>
-                <w:szCs w:val="21"/>
-              </w:rPr>
-              <w:t xml:space="preserve">Головна сторінка відкривається українською, хоча пріоритетна аудиторія англомовна. Потрібне рішення.</w:t>
-            </w:r>
-          </w:p>
-        </w:tc>
-        <w:tc>
-          <w:tcPr>
-            <w:tcW w:type="dxa" w:w="1700"/>
-            <w:tcMar>
-              <w:top w:type="dxa" w:w="90"/>
-              <w:left w:type="dxa" w:w="120"/>
-              <w:bottom w:type="dxa" w:w="90"/>
-              <w:right w:type="dxa" w:w="120"/>
-            </w:tcMar>
-          </w:tcPr>
-          <w:p>
-            <w:pPr>
-              <w:spacing w:after="0"/>
-            </w:pPr>
-            <w:r>
-              <w:rPr>
-                <w:b w:val="false"/>
-                <w:bCs w:val="false"/>
-                <w:color w:val="1F2933"/>
-                <w:sz w:val="21"/>
-                <w:szCs w:val="21"/>
-              </w:rPr>
-              <w:t xml:space="preserve">Керівництво</w:t>
-            </w:r>
-          </w:p>
-        </w:tc>
-      </w:tr>
-      <w:tr>
-        <w:tc>
-          <w:tcPr>
-            <w:tcW w:type="dxa" w:w="500"/>
-            <w:tcMar>
-              <w:top w:type="dxa" w:w="90"/>
-              <w:left w:type="dxa" w:w="120"/>
-              <w:bottom w:type="dxa" w:w="90"/>
-              <w:right w:type="dxa" w:w="120"/>
-            </w:tcMar>
-          </w:tcPr>
-          <w:p>
-            <w:pPr>
-              <w:spacing w:after="0"/>
-            </w:pPr>
-            <w:r>
-              <w:rPr>
-                <w:b w:val="false"/>
-                <w:bCs w:val="false"/>
-                <w:color w:val="1F2933"/>
-                <w:sz w:val="21"/>
-                <w:szCs w:val="21"/>
-              </w:rPr>
-              <w:t xml:space="preserve">9</w:t>
-            </w:r>
-          </w:p>
-        </w:tc>
-        <w:tc>
-          <w:tcPr>
-            <w:tcW w:type="dxa" w:w="6300"/>
-            <w:tcMar>
-              <w:top w:type="dxa" w:w="90"/>
-              <w:left w:type="dxa" w:w="120"/>
-              <w:bottom w:type="dxa" w:w="90"/>
-              <w:right w:type="dxa" w:w="120"/>
-            </w:tcMar>
-          </w:tcPr>
-          <w:p>
-            <w:pPr>
-              <w:spacing w:after="0"/>
-            </w:pPr>
-            <w:r>
-              <w:rPr>
-                <w:b w:val="false"/>
-                <w:bCs w:val="false"/>
-                <w:color w:val="1F2933"/>
-                <w:sz w:val="21"/>
-                <w:szCs w:val="21"/>
-              </w:rPr>
-              <w:t xml:space="preserve">Форма підписки на розсилку стоїть лише на 2 із 8 сторінок блогу.</w:t>
-            </w:r>
-          </w:p>
-        </w:tc>
-        <w:tc>
-          <w:tcPr>
-            <w:tcW w:type="dxa" w:w="1700"/>
-            <w:tcMar>
-              <w:top w:type="dxa" w:w="90"/>
-              <w:left w:type="dxa" w:w="120"/>
-              <w:bottom w:type="dxa" w:w="90"/>
-              <w:right w:type="dxa" w:w="120"/>
-            </w:tcMar>
-          </w:tcPr>
-          <w:p>
-            <w:pPr>
-              <w:spacing w:after="0"/>
-            </w:pPr>
-            <w:r>
-              <w:rPr>
-                <w:b w:val="false"/>
-                <w:bCs w:val="false"/>
-                <w:color w:val="1F2933"/>
-                <w:sz w:val="21"/>
-                <w:szCs w:val="21"/>
-              </w:rPr>
-              <w:t xml:space="preserve">Керівництво</w:t>
-            </w:r>
-          </w:p>
-        </w:tc>
-      </w:tr>
-      <w:tr>
-        <w:tc>
-          <w:tcPr>
-            <w:tcW w:type="dxa" w:w="500"/>
-            <w:tcMar>
-              <w:top w:type="dxa" w:w="90"/>
-              <w:left w:type="dxa" w:w="120"/>
-              <w:bottom w:type="dxa" w:w="90"/>
-              <w:right w:type="dxa" w:w="120"/>
-            </w:tcMar>
-          </w:tcPr>
-          <w:p>
-            <w:pPr>
-              <w:spacing w:after="0"/>
-            </w:pPr>
-            <w:r>
-              <w:rPr>
-                <w:b w:val="false"/>
-                <w:bCs w:val="false"/>
-                <w:color w:val="1F2933"/>
-                <w:sz w:val="21"/>
-                <w:szCs w:val="21"/>
-              </w:rPr>
-              <w:t xml:space="preserve">10</w:t>
-            </w:r>
-          </w:p>
-        </w:tc>
-        <w:tc>
-          <w:tcPr>
-            <w:tcW w:type="dxa" w:w="6300"/>
-            <w:tcMar>
-              <w:top w:type="dxa" w:w="90"/>
-              <w:left w:type="dxa" w:w="120"/>
-              <w:bottom w:type="dxa" w:w="90"/>
-              <w:right w:type="dxa" w:w="120"/>
-            </w:tcMar>
-          </w:tcPr>
-          <w:p>
-            <w:pPr>
-              <w:spacing w:after="0"/>
-            </w:pPr>
-            <w:r>
-              <w:rPr>
-                <w:b w:val="false"/>
-                <w:bCs w:val="false"/>
-                <w:color w:val="1F2933"/>
-                <w:sz w:val="21"/>
-                <w:szCs w:val="21"/>
-              </w:rPr>
-              <w:t xml:space="preserve">Біографія автора статті: «кардіолог із 15-річним досвідом, понад 50 публікацій» — підтвердити або прибрати.</w:t>
-            </w:r>
-          </w:p>
-        </w:tc>
-        <w:tc>
-          <w:tcPr>
-            <w:tcW w:type="dxa" w:w="1700"/>
-            <w:tcMar>
-              <w:top w:type="dxa" w:w="90"/>
-              <w:left w:type="dxa" w:w="120"/>
-              <w:bottom w:type="dxa" w:w="90"/>
-              <w:right w:type="dxa" w:w="120"/>
-            </w:tcMar>
-          </w:tcPr>
-          <w:p>
-            <w:pPr>
-              <w:spacing w:after="0"/>
-            </w:pPr>
-            <w:r>
-              <w:rPr>
-                <w:b w:val="false"/>
-                <w:bCs w:val="false"/>
-                <w:color w:val="1F2933"/>
-                <w:sz w:val="21"/>
-                <w:szCs w:val="21"/>
-              </w:rPr>
-              <w:t xml:space="preserve">Медичний директор</w:t>
-            </w:r>
-          </w:p>
-        </w:tc>
-      </w:tr>
-      <w:tr>
-        <w:tc>
-          <w:tcPr>
-            <w:tcW w:type="dxa" w:w="500"/>
-            <w:tcMar>
-              <w:top w:type="dxa" w:w="90"/>
-              <w:left w:type="dxa" w:w="120"/>
-              <w:bottom w:type="dxa" w:w="90"/>
-              <w:right w:type="dxa" w:w="120"/>
-            </w:tcMar>
-          </w:tcPr>
-          <w:p>
-            <w:pPr>
-              <w:spacing w:after="0"/>
-            </w:pPr>
-            <w:r>
-              <w:rPr>
-                <w:b w:val="false"/>
-                <w:bCs w:val="false"/>
-                <w:color w:val="1F2933"/>
-                <w:sz w:val="21"/>
-                <w:szCs w:val="21"/>
-              </w:rPr>
-              <w:t xml:space="preserve">11</w:t>
-            </w:r>
-          </w:p>
-        </w:tc>
-        <w:tc>
-          <w:tcPr>
-            <w:tcW w:type="dxa" w:w="6300"/>
-            <w:tcMar>
-              <w:top w:type="dxa" w:w="90"/>
-              <w:left w:type="dxa" w:w="120"/>
-              <w:bottom w:type="dxa" w:w="90"/>
-              <w:right w:type="dxa" w:w="120"/>
-            </w:tcMar>
-          </w:tcPr>
-          <w:p>
-            <w:pPr>
-              <w:spacing w:after="0"/>
-            </w:pPr>
-            <w:r>
-              <w:rPr>
-                <w:b w:val="false"/>
-                <w:bCs w:val="false"/>
-                <w:color w:val="1F2933"/>
-                <w:sz w:val="21"/>
-                <w:szCs w:val="21"/>
-              </w:rPr>
-              <w:t xml:space="preserve">Перенесення CRM-системи app.body-health.care на новий сервер — окремий етап, виконується вночі, щоб не переривати роботу.</w:t>
+              <w:t xml:space="preserve">Перенесення CRM-системи на новий сервер — виконується вночі, щоб не переривати роботу.</w:t>
             </w:r>
           </w:p>
         </w:tc>
@@ -2347,7 +2205,7 @@
         <w:pStyle w:val="Heading1"/>
       </w:pPr>
       <w:r>
-        <w:t xml:space="preserve">6. Висновок</w:t>
+        <w:t xml:space="preserve">7. Висновок</w:t>
       </w:r>
     </w:p>
     <w:p>
